--- a/Docs/SecurityDocs/SD21B-DP NOTE EBLR.docx
+++ b/Docs/SecurityDocs/SD21B-DP NOTE EBLR.docx
@@ -1,6 +1,6 @@
 
 <file path=word/document.xml><?xml version="1.0" encoding="utf-8"?>
-<w:document xmlns:wpc="http://schemas.microsoft.com/office/word/2010/wordprocessingCanvas" xmlns:cx="http://schemas.microsoft.com/office/drawing/2014/chartex" xmlns:cx1="http://schemas.microsoft.com/office/drawing/2015/9/8/chartex" xmlns:cx2="http://schemas.microsoft.com/office/drawing/2015/10/21/chartex" xmlns:cx3="http://schemas.microsoft.com/office/drawing/2016/5/9/chartex" xmlns:cx4="http://schemas.microsoft.com/office/drawing/2016/5/10/chartex" xmlns:cx5="http://schemas.microsoft.com/office/drawing/2016/5/11/chartex" xmlns:cx6="http://schemas.microsoft.com/office/drawing/2016/5/12/chartex" xmlns:cx7="http://schemas.microsoft.com/office/drawing/2016/5/13/chartex" xmlns:cx8="http://schemas.microsoft.com/office/drawing/2016/5/14/chartex" xmlns:mc="http://schemas.openxmlformats.org/markup-compatibility/2006" xmlns:aink="http://schemas.microsoft.com/office/drawing/2016/ink" xmlns:am3d="http://schemas.microsoft.com/office/drawing/2017/model3d" xmlns:o="urn:schemas-microsoft-com:office:office" xmlns:oel="http://schemas.microsoft.com/office/2019/extlst" xmlns:r="http://schemas.openxmlformats.org/officeDocument/2006/relationships" xmlns:m="http://schemas.openxmlformats.org/officeDocument/2006/math" xmlns:v="urn:schemas-microsoft-com:vml" xmlns:wp14="http://schemas.microsoft.com/office/word/2010/wordprocessingDrawing" xmlns:wp="http://schemas.openxmlformats.org/drawingml/2006/wordprocessingDrawing" xmlns:w10="urn:schemas-microsoft-com:office:word" xmlns:w="http://schemas.openxmlformats.org/wordprocessingml/2006/main" xmlns:w14="http://schemas.microsoft.com/office/word/2010/wordml" xmlns:w15="http://schemas.microsoft.com/office/word/2012/wordml" xmlns:w16cei="http://schemas.microsoft.com/office/word/2026/wordml/cei" xmlns:w16cex="http://schemas.microsoft.com/office/word/2018/wordml/cex" xmlns:w16cid="http://schemas.microsoft.com/office/word/2016/wordml/cid" xmlns:w16="http://schemas.microsoft.com/office/word/2018/wordml" xmlns:w16du="http://schemas.microsoft.com/office/word/2023/wordml/word16du" xmlns:w16sdtdh="http://schemas.microsoft.com/office/word/2020/wordml/sdtdatahash" xmlns:w16sdtfl="http://schemas.microsoft.com/office/word/2024/wordml/sdtformatlock" xmlns:w16se="http://schemas.microsoft.com/office/word/2015/wordml/symex" xmlns:wpg="http://schemas.microsoft.com/office/word/2010/wordprocessingGroup" xmlns:wpi="http://schemas.microsoft.com/office/word/2010/wordprocessingInk" xmlns:wne="http://schemas.microsoft.com/office/word/2006/wordml" xmlns:wps="http://schemas.microsoft.com/office/word/2010/wordprocessingShape" mc:Ignorable="w14 w15 w16se w16cid w16 w16cex w16sdtdh w16sdtfl w16du wp14">
+<w:document xmlns:wpc="http://schemas.microsoft.com/office/word/2010/wordprocessingCanvas" xmlns:cx="http://schemas.microsoft.com/office/drawing/2014/chartex" xmlns:cx1="http://schemas.microsoft.com/office/drawing/2015/9/8/chartex" xmlns:cx2="http://schemas.microsoft.com/office/drawing/2015/10/21/chartex" xmlns:cx3="http://schemas.microsoft.com/office/drawing/2016/5/9/chartex" xmlns:cx4="http://schemas.microsoft.com/office/drawing/2016/5/10/chartex" xmlns:cx5="http://schemas.microsoft.com/office/drawing/2016/5/11/chartex" xmlns:cx6="http://schemas.microsoft.com/office/drawing/2016/5/12/chartex" xmlns:cx7="http://schemas.microsoft.com/office/drawing/2016/5/13/chartex" xmlns:cx8="http://schemas.microsoft.com/office/drawing/2016/5/14/chartex" xmlns:mc="http://schemas.openxmlformats.org/markup-compatibility/2006" xmlns:aink="http://schemas.microsoft.com/office/drawing/2016/ink" xmlns:am3d="http://schemas.microsoft.com/office/drawing/2017/model3d" xmlns:o="urn:schemas-microsoft-com:office:office" xmlns:oel="http://schemas.microsoft.com/office/2019/extlst" xmlns:r="http://schemas.openxmlformats.org/officeDocument/2006/relationships" xmlns:m="http://schemas.openxmlformats.org/officeDocument/2006/math" xmlns:v="urn:schemas-microsoft-com:vml" xmlns:wp14="http://schemas.microsoft.com/office/word/2010/wordprocessingDrawing" xmlns:wp="http://schemas.openxmlformats.org/drawingml/2006/wordprocessingDrawing" xmlns:w10="urn:schemas-microsoft-com:office:word" xmlns:w="http://schemas.openxmlformats.org/wordprocessingml/2006/main" xmlns:w14="http://schemas.microsoft.com/office/word/2010/wordml" xmlns:w15="http://schemas.microsoft.com/office/word/2012/wordml" xmlns:w16cex="http://schemas.microsoft.com/office/word/2018/wordml/cex" xmlns:w16cid="http://schemas.microsoft.com/office/word/2016/wordml/cid" xmlns:w16="http://schemas.microsoft.com/office/word/2018/wordml" xmlns:w16du="http://schemas.microsoft.com/office/word/2023/wordml/word16du" xmlns:w16sdtdh="http://schemas.microsoft.com/office/word/2020/wordml/sdtdatahash" xmlns:w16sdtfl="http://schemas.microsoft.com/office/word/2024/wordml/sdtformatlock" xmlns:w16se="http://schemas.microsoft.com/office/word/2015/wordml/symex" xmlns:wpg="http://schemas.microsoft.com/office/word/2010/wordprocessingGroup" xmlns:wpi="http://schemas.microsoft.com/office/word/2010/wordprocessingInk" xmlns:wne="http://schemas.microsoft.com/office/word/2006/wordml" xmlns:wps="http://schemas.microsoft.com/office/word/2010/wordprocessingShape" mc:Ignorable="w14 w15 w16se w16cid w16 w16cex w16sdtdh w16sdtfl w16du wp14">
   <w:body>
     <w:p>
       <w:pPr>
@@ -46,7 +46,14 @@
         <w:jc w:val="right"/>
       </w:pPr>
       <w:r>
-        <w:t>Place: {{PLACE}}</w:t>
+        <w:t xml:space="preserve">Place: </w:t>
+      </w:r>
+      <w:r>
+        <w:rPr>
+          <w:b/>
+          <w:bCs/>
+        </w:rPr>
+        <w:t>{{PLACE}}</w:t>
       </w:r>
     </w:p>
     <w:p>
@@ -54,12 +61,26 @@
         <w:jc w:val="right"/>
       </w:pPr>
       <w:r>
-        <w:t>Date: {{DATE}}</w:t>
+        <w:t xml:space="preserve">Date: </w:t>
+      </w:r>
+      <w:r>
+        <w:rPr>
+          <w:b/>
+          <w:bCs/>
+        </w:rPr>
+        <w:t>{{DATE}}</w:t>
       </w:r>
     </w:p>
     <w:p>
       <w:r>
-        <w:t>Rs. {{LOAN_AMOUNT_FIGURE}}</w:t>
+        <w:t xml:space="preserve">Rs. </w:t>
+      </w:r>
+      <w:r>
+        <w:rPr>
+          <w:b/>
+          <w:bCs/>
+        </w:rPr>
+        <w:t>{{LOAN_AMOUNT_FIGURE}}</w:t>
       </w:r>
     </w:p>
     <w:p/>
@@ -68,14 +89,151 @@
         <w:jc w:val="both"/>
       </w:pPr>
       <w:r>
-        <w:t xml:space="preserve">On demand, I / We {{BORROWER_NAME}} </w:t>
-      </w:r>
-      <w:r>
-        <w:t xml:space="preserve">M/s {{FIRM_NAME}} </w:t>
-      </w:r>
-      <w:r>
-        <w:t>(jointly and severally)* promise to pay UNION BANK OF INDIA, {{BRANCH_NAME}} Branch or order sum of Rupees {{LOAN_AMOUNT_WORDS}} together with interest on such sum at the rate of External Benchmark Lending Rate (EBLR) comprising of RBI Repo Rate + Spread which is presently {{EBLR_RATE}} % per annum plus Premium of {{PREMIUM_BASIS_POINTS}} basis points or such other rate as may be prescribed by the Bank from time to time upon interest rate reset, with {{INTEREST_RESTS}} rests, for value received.</w:t>
-      </w:r>
+        <w:t xml:space="preserve">On demand, I / We </w:t>
+      </w:r>
+      <w:r>
+        <w:rPr>
+          <w:b/>
+          <w:bCs/>
+        </w:rPr>
+        <w:t>{{BORROWER_NAME}}</w:t>
+      </w:r>
+      <w:r>
+        <w:t xml:space="preserve"> </w:t>
+      </w:r>
+      <w:r>
+        <w:t xml:space="preserve">M/s </w:t>
+      </w:r>
+      <w:r>
+        <w:rPr>
+          <w:b/>
+          <w:bCs/>
+        </w:rPr>
+        <w:t>{{FIRM_NAME}}</w:t>
+      </w:r>
+      <w:r>
+        <w:t xml:space="preserve"> </w:t>
+      </w:r>
+      <w:r>
+        <w:t xml:space="preserve">(jointly and severally)* promise to pay UNION BANK OF INDIA, </w:t>
+      </w:r>
+      <w:r>
+        <w:rPr>
+          <w:b/>
+          <w:bCs/>
+        </w:rPr>
+        <w:t>{{BRANCH_NAME}}</w:t>
+      </w:r>
+      <w:r>
+        <w:t xml:space="preserve"> Branch or order sum of Rupees </w:t>
+      </w:r>
+      <w:r>
+        <w:rPr>
+          <w:b/>
+          <w:bCs/>
+        </w:rPr>
+        <w:t>{{LOAN_AMOUNT_WORDS}}</w:t>
+      </w:r>
+      <w:r>
+        <w:t xml:space="preserve"> together with interest on such sum at the rate of External Benchmark Lending Rate (EBLR) comprising of RBI Repo Rate + Spread which is presently </w:t>
+      </w:r>
+      <w:r>
+        <w:rPr>
+          <w:b/>
+          <w:bCs/>
+        </w:rPr>
+        <w:t>{{EBLR</w:t>
+      </w:r>
+      <w:r>
+        <w:rPr>
+          <w:b/>
+          <w:bCs/>
+        </w:rPr>
+        <w:t>_CURRENT</w:t>
+      </w:r>
+      <w:r>
+        <w:rPr>
+          <w:b/>
+          <w:bCs/>
+        </w:rPr>
+        <w:t>_RATE}}</w:t>
+      </w:r>
+      <w:r>
+        <w:t xml:space="preserve"> </w:t>
+      </w:r>
+      <w:r>
+        <w:t xml:space="preserve">% per annum plus Premium of </w:t>
+      </w:r>
+      <w:r>
+        <w:rPr>
+          <w:b/>
+          <w:bCs/>
+        </w:rPr>
+        <w:t>{{</w:t>
+      </w:r>
+      <w:r>
+        <w:rPr>
+          <w:b/>
+          <w:bCs/>
+        </w:rPr>
+        <w:t>EBLR</w:t>
+      </w:r>
+      <w:r>
+        <w:rPr>
+          <w:b/>
+          <w:bCs/>
+        </w:rPr>
+        <w:t>_PREMIUM</w:t>
+      </w:r>
+      <w:r>
+        <w:rPr>
+          <w:b/>
+          <w:bCs/>
+        </w:rPr>
+        <w:t>_BASIS_POINTS}}</w:t>
+      </w:r>
+      <w:r>
+        <w:t xml:space="preserve"> basis points or such other rate as may be prescribed by the Bank from time to time upon interest rate reset, with </w:t>
+      </w:r>
+      <w:r>
+        <w:rPr>
+          <w:b/>
+          <w:bCs/>
+        </w:rPr>
+        <w:t>{{</w:t>
+      </w:r>
+      <w:r>
+        <w:rPr>
+          <w:b/>
+          <w:bCs/>
+        </w:rPr>
+        <w:t>EBLR_</w:t>
+      </w:r>
+      <w:r>
+        <w:rPr>
+          <w:b/>
+          <w:bCs/>
+        </w:rPr>
+        <w:t>INTEREST_RESTS}}</w:t>
+      </w:r>
+      <w:r>
+        <w:t xml:space="preserve"> rests, for value received.</w:t>
+      </w:r>
+    </w:p>
+    <w:p>
+      <w:pPr>
+        <w:jc w:val="right"/>
+      </w:pPr>
+    </w:p>
+    <w:p>
+      <w:pPr>
+        <w:jc w:val="right"/>
+      </w:pPr>
+    </w:p>
+    <w:p>
+      <w:pPr>
+        <w:jc w:val="right"/>
+      </w:pPr>
     </w:p>
     <w:p>
       <w:pPr>
@@ -192,7 +350,7 @@
 </file>
 
 <file path=word/endnotes.xml><?xml version="1.0" encoding="utf-8"?>
-<w:endnotes xmlns:wpc="http://schemas.microsoft.com/office/word/2010/wordprocessingCanvas" xmlns:cx="http://schemas.microsoft.com/office/drawing/2014/chartex" xmlns:cx1="http://schemas.microsoft.com/office/drawing/2015/9/8/chartex" xmlns:cx2="http://schemas.microsoft.com/office/drawing/2015/10/21/chartex" xmlns:cx3="http://schemas.microsoft.com/office/drawing/2016/5/9/chartex" xmlns:cx4="http://schemas.microsoft.com/office/drawing/2016/5/10/chartex" xmlns:cx5="http://schemas.microsoft.com/office/drawing/2016/5/11/chartex" xmlns:cx6="http://schemas.microsoft.com/office/drawing/2016/5/12/chartex" xmlns:cx7="http://schemas.microsoft.com/office/drawing/2016/5/13/chartex" xmlns:cx8="http://schemas.microsoft.com/office/drawing/2016/5/14/chartex" xmlns:mc="http://schemas.openxmlformats.org/markup-compatibility/2006" xmlns:aink="http://schemas.microsoft.com/office/drawing/2016/ink" xmlns:am3d="http://schemas.microsoft.com/office/drawing/2017/model3d" xmlns:o="urn:schemas-microsoft-com:office:office" xmlns:oel="http://schemas.microsoft.com/office/2019/extlst" xmlns:r="http://schemas.openxmlformats.org/officeDocument/2006/relationships" xmlns:m="http://schemas.openxmlformats.org/officeDocument/2006/math" xmlns:v="urn:schemas-microsoft-com:vml" xmlns:wp14="http://schemas.microsoft.com/office/word/2010/wordprocessingDrawing" xmlns:wp="http://schemas.openxmlformats.org/drawingml/2006/wordprocessingDrawing" xmlns:w10="urn:schemas-microsoft-com:office:word" xmlns:w="http://schemas.openxmlformats.org/wordprocessingml/2006/main" xmlns:w14="http://schemas.microsoft.com/office/word/2010/wordml" xmlns:w15="http://schemas.microsoft.com/office/word/2012/wordml" xmlns:w16cei="http://schemas.microsoft.com/office/word/2026/wordml/cei" xmlns:w16cex="http://schemas.microsoft.com/office/word/2018/wordml/cex" xmlns:w16cid="http://schemas.microsoft.com/office/word/2016/wordml/cid" xmlns:w16="http://schemas.microsoft.com/office/word/2018/wordml" xmlns:w16du="http://schemas.microsoft.com/office/word/2023/wordml/word16du" xmlns:w16sdtdh="http://schemas.microsoft.com/office/word/2020/wordml/sdtdatahash" xmlns:w16sdtfl="http://schemas.microsoft.com/office/word/2024/wordml/sdtformatlock" xmlns:w16se="http://schemas.microsoft.com/office/word/2015/wordml/symex" xmlns:wpg="http://schemas.microsoft.com/office/word/2010/wordprocessingGroup" xmlns:wpi="http://schemas.microsoft.com/office/word/2010/wordprocessingInk" xmlns:wne="http://schemas.microsoft.com/office/word/2006/wordml" xmlns:wps="http://schemas.microsoft.com/office/word/2010/wordprocessingShape" mc:Ignorable="w14 w15 w16se w16cid w16 w16cex w16sdtdh w16sdtfl w16du wp14">
+<w:endnotes xmlns:wpc="http://schemas.microsoft.com/office/word/2010/wordprocessingCanvas" xmlns:cx="http://schemas.microsoft.com/office/drawing/2014/chartex" xmlns:cx1="http://schemas.microsoft.com/office/drawing/2015/9/8/chartex" xmlns:cx2="http://schemas.microsoft.com/office/drawing/2015/10/21/chartex" xmlns:cx3="http://schemas.microsoft.com/office/drawing/2016/5/9/chartex" xmlns:cx4="http://schemas.microsoft.com/office/drawing/2016/5/10/chartex" xmlns:cx5="http://schemas.microsoft.com/office/drawing/2016/5/11/chartex" xmlns:cx6="http://schemas.microsoft.com/office/drawing/2016/5/12/chartex" xmlns:cx7="http://schemas.microsoft.com/office/drawing/2016/5/13/chartex" xmlns:cx8="http://schemas.microsoft.com/office/drawing/2016/5/14/chartex" xmlns:mc="http://schemas.openxmlformats.org/markup-compatibility/2006" xmlns:aink="http://schemas.microsoft.com/office/drawing/2016/ink" xmlns:am3d="http://schemas.microsoft.com/office/drawing/2017/model3d" xmlns:o="urn:schemas-microsoft-com:office:office" xmlns:oel="http://schemas.microsoft.com/office/2019/extlst" xmlns:r="http://schemas.openxmlformats.org/officeDocument/2006/relationships" xmlns:m="http://schemas.openxmlformats.org/officeDocument/2006/math" xmlns:v="urn:schemas-microsoft-com:vml" xmlns:wp14="http://schemas.microsoft.com/office/word/2010/wordprocessingDrawing" xmlns:wp="http://schemas.openxmlformats.org/drawingml/2006/wordprocessingDrawing" xmlns:w10="urn:schemas-microsoft-com:office:word" xmlns:w="http://schemas.openxmlformats.org/wordprocessingml/2006/main" xmlns:w14="http://schemas.microsoft.com/office/word/2010/wordml" xmlns:w15="http://schemas.microsoft.com/office/word/2012/wordml" xmlns:w16cex="http://schemas.microsoft.com/office/word/2018/wordml/cex" xmlns:w16cid="http://schemas.microsoft.com/office/word/2016/wordml/cid" xmlns:w16="http://schemas.microsoft.com/office/word/2018/wordml" xmlns:w16du="http://schemas.microsoft.com/office/word/2023/wordml/word16du" xmlns:w16sdtdh="http://schemas.microsoft.com/office/word/2020/wordml/sdtdatahash" xmlns:w16sdtfl="http://schemas.microsoft.com/office/word/2024/wordml/sdtformatlock" xmlns:w16se="http://schemas.microsoft.com/office/word/2015/wordml/symex" xmlns:wpg="http://schemas.microsoft.com/office/word/2010/wordprocessingGroup" xmlns:wpi="http://schemas.microsoft.com/office/word/2010/wordprocessingInk" xmlns:wne="http://schemas.microsoft.com/office/word/2006/wordml" xmlns:wps="http://schemas.microsoft.com/office/word/2010/wordprocessingShape" mc:Ignorable="w14 w15 w16se w16cid w16 w16cex w16sdtdh w16sdtfl w16du wp14">
   <w:endnote w:type="separator" w:id="-1">
     <w:p>
       <w:pPr>
@@ -217,7 +375,7 @@
 </file>
 
 <file path=word/footer1.xml><?xml version="1.0" encoding="utf-8"?>
-<w:ftr xmlns:wpc="http://schemas.microsoft.com/office/word/2010/wordprocessingCanvas" xmlns:cx="http://schemas.microsoft.com/office/drawing/2014/chartex" xmlns:cx1="http://schemas.microsoft.com/office/drawing/2015/9/8/chartex" xmlns:cx2="http://schemas.microsoft.com/office/drawing/2015/10/21/chartex" xmlns:cx3="http://schemas.microsoft.com/office/drawing/2016/5/9/chartex" xmlns:cx4="http://schemas.microsoft.com/office/drawing/2016/5/10/chartex" xmlns:cx5="http://schemas.microsoft.com/office/drawing/2016/5/11/chartex" xmlns:cx6="http://schemas.microsoft.com/office/drawing/2016/5/12/chartex" xmlns:cx7="http://schemas.microsoft.com/office/drawing/2016/5/13/chartex" xmlns:cx8="http://schemas.microsoft.com/office/drawing/2016/5/14/chartex" xmlns:mc="http://schemas.openxmlformats.org/markup-compatibility/2006" xmlns:aink="http://schemas.microsoft.com/office/drawing/2016/ink" xmlns:am3d="http://schemas.microsoft.com/office/drawing/2017/model3d" xmlns:o="urn:schemas-microsoft-com:office:office" xmlns:oel="http://schemas.microsoft.com/office/2019/extlst" xmlns:r="http://schemas.openxmlformats.org/officeDocument/2006/relationships" xmlns:m="http://schemas.openxmlformats.org/officeDocument/2006/math" xmlns:v="urn:schemas-microsoft-com:vml" xmlns:wp14="http://schemas.microsoft.com/office/word/2010/wordprocessingDrawing" xmlns:wp="http://schemas.openxmlformats.org/drawingml/2006/wordprocessingDrawing" xmlns:w10="urn:schemas-microsoft-com:office:word" xmlns:w="http://schemas.openxmlformats.org/wordprocessingml/2006/main" xmlns:w14="http://schemas.microsoft.com/office/word/2010/wordml" xmlns:w15="http://schemas.microsoft.com/office/word/2012/wordml" xmlns:w16cei="http://schemas.microsoft.com/office/word/2026/wordml/cei" xmlns:w16cex="http://schemas.microsoft.com/office/word/2018/wordml/cex" xmlns:w16cid="http://schemas.microsoft.com/office/word/2016/wordml/cid" xmlns:w16="http://schemas.microsoft.com/office/word/2018/wordml" xmlns:w16du="http://schemas.microsoft.com/office/word/2023/wordml/word16du" xmlns:w16sdtdh="http://schemas.microsoft.com/office/word/2020/wordml/sdtdatahash" xmlns:w16sdtfl="http://schemas.microsoft.com/office/word/2024/wordml/sdtformatlock" xmlns:w16se="http://schemas.microsoft.com/office/word/2015/wordml/symex" xmlns:wpg="http://schemas.microsoft.com/office/word/2010/wordprocessingGroup" xmlns:wpi="http://schemas.microsoft.com/office/word/2010/wordprocessingInk" xmlns:wne="http://schemas.microsoft.com/office/word/2006/wordml" xmlns:wps="http://schemas.microsoft.com/office/word/2010/wordprocessingShape" mc:Ignorable="w14 w15 w16se w16cid w16 w16cex w16sdtdh w16sdtfl w16du wp14">
+<w:ftr xmlns:wpc="http://schemas.microsoft.com/office/word/2010/wordprocessingCanvas" xmlns:cx="http://schemas.microsoft.com/office/drawing/2014/chartex" xmlns:cx1="http://schemas.microsoft.com/office/drawing/2015/9/8/chartex" xmlns:cx2="http://schemas.microsoft.com/office/drawing/2015/10/21/chartex" xmlns:cx3="http://schemas.microsoft.com/office/drawing/2016/5/9/chartex" xmlns:cx4="http://schemas.microsoft.com/office/drawing/2016/5/10/chartex" xmlns:cx5="http://schemas.microsoft.com/office/drawing/2016/5/11/chartex" xmlns:cx6="http://schemas.microsoft.com/office/drawing/2016/5/12/chartex" xmlns:cx7="http://schemas.microsoft.com/office/drawing/2016/5/13/chartex" xmlns:cx8="http://schemas.microsoft.com/office/drawing/2016/5/14/chartex" xmlns:mc="http://schemas.openxmlformats.org/markup-compatibility/2006" xmlns:aink="http://schemas.microsoft.com/office/drawing/2016/ink" xmlns:am3d="http://schemas.microsoft.com/office/drawing/2017/model3d" xmlns:o="urn:schemas-microsoft-com:office:office" xmlns:oel="http://schemas.microsoft.com/office/2019/extlst" xmlns:r="http://schemas.openxmlformats.org/officeDocument/2006/relationships" xmlns:m="http://schemas.openxmlformats.org/officeDocument/2006/math" xmlns:v="urn:schemas-microsoft-com:vml" xmlns:wp14="http://schemas.microsoft.com/office/word/2010/wordprocessingDrawing" xmlns:wp="http://schemas.openxmlformats.org/drawingml/2006/wordprocessingDrawing" xmlns:w10="urn:schemas-microsoft-com:office:word" xmlns:w="http://schemas.openxmlformats.org/wordprocessingml/2006/main" xmlns:w14="http://schemas.microsoft.com/office/word/2010/wordml" xmlns:w15="http://schemas.microsoft.com/office/word/2012/wordml" xmlns:w16cex="http://schemas.microsoft.com/office/word/2018/wordml/cex" xmlns:w16cid="http://schemas.microsoft.com/office/word/2016/wordml/cid" xmlns:w16="http://schemas.microsoft.com/office/word/2018/wordml" xmlns:w16du="http://schemas.microsoft.com/office/word/2023/wordml/word16du" xmlns:w16sdtdh="http://schemas.microsoft.com/office/word/2020/wordml/sdtdatahash" xmlns:w16sdtfl="http://schemas.microsoft.com/office/word/2024/wordml/sdtformatlock" xmlns:w16se="http://schemas.microsoft.com/office/word/2015/wordml/symex" xmlns:wpg="http://schemas.microsoft.com/office/word/2010/wordprocessingGroup" xmlns:wpi="http://schemas.microsoft.com/office/word/2010/wordprocessingInk" xmlns:wne="http://schemas.microsoft.com/office/word/2006/wordml" xmlns:wps="http://schemas.microsoft.com/office/word/2010/wordprocessingShape" mc:Ignorable="w14 w15 w16se w16cid w16 w16cex w16sdtdh w16sdtfl w16du wp14">
   <w:sdt>
     <w:sdtPr>
       <w:id w:val="-314117847"/>
@@ -284,7 +442,7 @@
 </file>
 
 <file path=word/footnotes.xml><?xml version="1.0" encoding="utf-8"?>
-<w:footnotes xmlns:wpc="http://schemas.microsoft.com/office/word/2010/wordprocessingCanvas" xmlns:cx="http://schemas.microsoft.com/office/drawing/2014/chartex" xmlns:cx1="http://schemas.microsoft.com/office/drawing/2015/9/8/chartex" xmlns:cx2="http://schemas.microsoft.com/office/drawing/2015/10/21/chartex" xmlns:cx3="http://schemas.microsoft.com/office/drawing/2016/5/9/chartex" xmlns:cx4="http://schemas.microsoft.com/office/drawing/2016/5/10/chartex" xmlns:cx5="http://schemas.microsoft.com/office/drawing/2016/5/11/chartex" xmlns:cx6="http://schemas.microsoft.com/office/drawing/2016/5/12/chartex" xmlns:cx7="http://schemas.microsoft.com/office/drawing/2016/5/13/chartex" xmlns:cx8="http://schemas.microsoft.com/office/drawing/2016/5/14/chartex" xmlns:mc="http://schemas.openxmlformats.org/markup-compatibility/2006" xmlns:aink="http://schemas.microsoft.com/office/drawing/2016/ink" xmlns:am3d="http://schemas.microsoft.com/office/drawing/2017/model3d" xmlns:o="urn:schemas-microsoft-com:office:office" xmlns:oel="http://schemas.microsoft.com/office/2019/extlst" xmlns:r="http://schemas.openxmlformats.org/officeDocument/2006/relationships" xmlns:m="http://schemas.openxmlformats.org/officeDocument/2006/math" xmlns:v="urn:schemas-microsoft-com:vml" xmlns:wp14="http://schemas.microsoft.com/office/word/2010/wordprocessingDrawing" xmlns:wp="http://schemas.openxmlformats.org/drawingml/2006/wordprocessingDrawing" xmlns:w10="urn:schemas-microsoft-com:office:word" xmlns:w="http://schemas.openxmlformats.org/wordprocessingml/2006/main" xmlns:w14="http://schemas.microsoft.com/office/word/2010/wordml" xmlns:w15="http://schemas.microsoft.com/office/word/2012/wordml" xmlns:w16cei="http://schemas.microsoft.com/office/word/2026/wordml/cei" xmlns:w16cex="http://schemas.microsoft.com/office/word/2018/wordml/cex" xmlns:w16cid="http://schemas.microsoft.com/office/word/2016/wordml/cid" xmlns:w16="http://schemas.microsoft.com/office/word/2018/wordml" xmlns:w16du="http://schemas.microsoft.com/office/word/2023/wordml/word16du" xmlns:w16sdtdh="http://schemas.microsoft.com/office/word/2020/wordml/sdtdatahash" xmlns:w16sdtfl="http://schemas.microsoft.com/office/word/2024/wordml/sdtformatlock" xmlns:w16se="http://schemas.microsoft.com/office/word/2015/wordml/symex" xmlns:wpg="http://schemas.microsoft.com/office/word/2010/wordprocessingGroup" xmlns:wpi="http://schemas.microsoft.com/office/word/2010/wordprocessingInk" xmlns:wne="http://schemas.microsoft.com/office/word/2006/wordml" xmlns:wps="http://schemas.microsoft.com/office/word/2010/wordprocessingShape" mc:Ignorable="w14 w15 w16se w16cid w16 w16cex w16sdtdh w16sdtfl w16du wp14">
+<w:footnotes xmlns:wpc="http://schemas.microsoft.com/office/word/2010/wordprocessingCanvas" xmlns:cx="http://schemas.microsoft.com/office/drawing/2014/chartex" xmlns:cx1="http://schemas.microsoft.com/office/drawing/2015/9/8/chartex" xmlns:cx2="http://schemas.microsoft.com/office/drawing/2015/10/21/chartex" xmlns:cx3="http://schemas.microsoft.com/office/drawing/2016/5/9/chartex" xmlns:cx4="http://schemas.microsoft.com/office/drawing/2016/5/10/chartex" xmlns:cx5="http://schemas.microsoft.com/office/drawing/2016/5/11/chartex" xmlns:cx6="http://schemas.microsoft.com/office/drawing/2016/5/12/chartex" xmlns:cx7="http://schemas.microsoft.com/office/drawing/2016/5/13/chartex" xmlns:cx8="http://schemas.microsoft.com/office/drawing/2016/5/14/chartex" xmlns:mc="http://schemas.openxmlformats.org/markup-compatibility/2006" xmlns:aink="http://schemas.microsoft.com/office/drawing/2016/ink" xmlns:am3d="http://schemas.microsoft.com/office/drawing/2017/model3d" xmlns:o="urn:schemas-microsoft-com:office:office" xmlns:oel="http://schemas.microsoft.com/office/2019/extlst" xmlns:r="http://schemas.openxmlformats.org/officeDocument/2006/relationships" xmlns:m="http://schemas.openxmlformats.org/officeDocument/2006/math" xmlns:v="urn:schemas-microsoft-com:vml" xmlns:wp14="http://schemas.microsoft.com/office/word/2010/wordprocessingDrawing" xmlns:wp="http://schemas.openxmlformats.org/drawingml/2006/wordprocessingDrawing" xmlns:w10="urn:schemas-microsoft-com:office:word" xmlns:w="http://schemas.openxmlformats.org/wordprocessingml/2006/main" xmlns:w14="http://schemas.microsoft.com/office/word/2010/wordml" xmlns:w15="http://schemas.microsoft.com/office/word/2012/wordml" xmlns:w16cex="http://schemas.microsoft.com/office/word/2018/wordml/cex" xmlns:w16cid="http://schemas.microsoft.com/office/word/2016/wordml/cid" xmlns:w16="http://schemas.microsoft.com/office/word/2018/wordml" xmlns:w16du="http://schemas.microsoft.com/office/word/2023/wordml/word16du" xmlns:w16sdtdh="http://schemas.microsoft.com/office/word/2020/wordml/sdtdatahash" xmlns:w16sdtfl="http://schemas.microsoft.com/office/word/2024/wordml/sdtformatlock" xmlns:w16se="http://schemas.microsoft.com/office/word/2015/wordml/symex" xmlns:wpg="http://schemas.microsoft.com/office/word/2010/wordprocessingGroup" xmlns:wpi="http://schemas.microsoft.com/office/word/2010/wordprocessingInk" xmlns:wne="http://schemas.microsoft.com/office/word/2006/wordml" xmlns:wps="http://schemas.microsoft.com/office/word/2010/wordprocessingShape" mc:Ignorable="w14 w15 w16se w16cid w16 w16cex w16sdtdh w16sdtfl w16du wp14">
   <w:footnote w:type="separator" w:id="-1">
     <w:p>
       <w:pPr>
@@ -309,7 +467,7 @@
 </file>
 
 <file path=word/numbering.xml><?xml version="1.0" encoding="utf-8"?>
-<w:numbering xmlns:wpc="http://schemas.microsoft.com/office/word/2010/wordprocessingCanvas" xmlns:cx="http://schemas.microsoft.com/office/drawing/2014/chartex" xmlns:cx1="http://schemas.microsoft.com/office/drawing/2015/9/8/chartex" xmlns:cx2="http://schemas.microsoft.com/office/drawing/2015/10/21/chartex" xmlns:cx3="http://schemas.microsoft.com/office/drawing/2016/5/9/chartex" xmlns:cx4="http://schemas.microsoft.com/office/drawing/2016/5/10/chartex" xmlns:cx5="http://schemas.microsoft.com/office/drawing/2016/5/11/chartex" xmlns:cx6="http://schemas.microsoft.com/office/drawing/2016/5/12/chartex" xmlns:cx7="http://schemas.microsoft.com/office/drawing/2016/5/13/chartex" xmlns:cx8="http://schemas.microsoft.com/office/drawing/2016/5/14/chartex" xmlns:mc="http://schemas.openxmlformats.org/markup-compatibility/2006" xmlns:aink="http://schemas.microsoft.com/office/drawing/2016/ink" xmlns:am3d="http://schemas.microsoft.com/office/drawing/2017/model3d" xmlns:o="urn:schemas-microsoft-com:office:office" xmlns:oel="http://schemas.microsoft.com/office/2019/extlst" xmlns:r="http://schemas.openxmlformats.org/officeDocument/2006/relationships" xmlns:m="http://schemas.openxmlformats.org/officeDocument/2006/math" xmlns:v="urn:schemas-microsoft-com:vml" xmlns:wp14="http://schemas.microsoft.com/office/word/2010/wordprocessingDrawing" xmlns:wp="http://schemas.openxmlformats.org/drawingml/2006/wordprocessingDrawing" xmlns:w10="urn:schemas-microsoft-com:office:word" xmlns:w="http://schemas.openxmlformats.org/wordprocessingml/2006/main" xmlns:w14="http://schemas.microsoft.com/office/word/2010/wordml" xmlns:w15="http://schemas.microsoft.com/office/word/2012/wordml" xmlns:w16cei="http://schemas.microsoft.com/office/word/2026/wordml/cei" xmlns:w16cex="http://schemas.microsoft.com/office/word/2018/wordml/cex" xmlns:w16cid="http://schemas.microsoft.com/office/word/2016/wordml/cid" xmlns:w16="http://schemas.microsoft.com/office/word/2018/wordml" xmlns:w16du="http://schemas.microsoft.com/office/word/2023/wordml/word16du" xmlns:w16sdtdh="http://schemas.microsoft.com/office/word/2020/wordml/sdtdatahash" xmlns:w16sdtfl="http://schemas.microsoft.com/office/word/2024/wordml/sdtformatlock" xmlns:w16se="http://schemas.microsoft.com/office/word/2015/wordml/symex" xmlns:wpg="http://schemas.microsoft.com/office/word/2010/wordprocessingGroup" xmlns:wpi="http://schemas.microsoft.com/office/word/2010/wordprocessingInk" xmlns:wne="http://schemas.microsoft.com/office/word/2006/wordml" xmlns:wps="http://schemas.microsoft.com/office/word/2010/wordprocessingShape" mc:Ignorable="w14 w15 w16se w16cid w16 w16cex w16sdtdh w16sdtfl w16du wp14">
+<w:numbering xmlns:wpc="http://schemas.microsoft.com/office/word/2010/wordprocessingCanvas" xmlns:cx="http://schemas.microsoft.com/office/drawing/2014/chartex" xmlns:cx1="http://schemas.microsoft.com/office/drawing/2015/9/8/chartex" xmlns:cx2="http://schemas.microsoft.com/office/drawing/2015/10/21/chartex" xmlns:cx3="http://schemas.microsoft.com/office/drawing/2016/5/9/chartex" xmlns:cx4="http://schemas.microsoft.com/office/drawing/2016/5/10/chartex" xmlns:cx5="http://schemas.microsoft.com/office/drawing/2016/5/11/chartex" xmlns:cx6="http://schemas.microsoft.com/office/drawing/2016/5/12/chartex" xmlns:cx7="http://schemas.microsoft.com/office/drawing/2016/5/13/chartex" xmlns:cx8="http://schemas.microsoft.com/office/drawing/2016/5/14/chartex" xmlns:mc="http://schemas.openxmlformats.org/markup-compatibility/2006" xmlns:aink="http://schemas.microsoft.com/office/drawing/2016/ink" xmlns:am3d="http://schemas.microsoft.com/office/drawing/2017/model3d" xmlns:o="urn:schemas-microsoft-com:office:office" xmlns:oel="http://schemas.microsoft.com/office/2019/extlst" xmlns:r="http://schemas.openxmlformats.org/officeDocument/2006/relationships" xmlns:m="http://schemas.openxmlformats.org/officeDocument/2006/math" xmlns:v="urn:schemas-microsoft-com:vml" xmlns:wp14="http://schemas.microsoft.com/office/word/2010/wordprocessingDrawing" xmlns:wp="http://schemas.openxmlformats.org/drawingml/2006/wordprocessingDrawing" xmlns:w10="urn:schemas-microsoft-com:office:word" xmlns:w="http://schemas.openxmlformats.org/wordprocessingml/2006/main" xmlns:w14="http://schemas.microsoft.com/office/word/2010/wordml" xmlns:w15="http://schemas.microsoft.com/office/word/2012/wordml" xmlns:w16cex="http://schemas.microsoft.com/office/word/2018/wordml/cex" xmlns:w16cid="http://schemas.microsoft.com/office/word/2016/wordml/cid" xmlns:w16="http://schemas.microsoft.com/office/word/2018/wordml" xmlns:w16du="http://schemas.microsoft.com/office/word/2023/wordml/word16du" xmlns:w16sdtdh="http://schemas.microsoft.com/office/word/2020/wordml/sdtdatahash" xmlns:w16sdtfl="http://schemas.microsoft.com/office/word/2024/wordml/sdtformatlock" xmlns:w16se="http://schemas.microsoft.com/office/word/2015/wordml/symex" xmlns:wpg="http://schemas.microsoft.com/office/word/2010/wordprocessingGroup" xmlns:wpi="http://schemas.microsoft.com/office/word/2010/wordprocessingInk" xmlns:wne="http://schemas.microsoft.com/office/word/2006/wordml" xmlns:wps="http://schemas.microsoft.com/office/word/2010/wordprocessingShape" mc:Ignorable="w14 w15 w16se w16cid w16 w16cex w16sdtdh w16sdtfl w16du wp14">
   <w:abstractNum w:abstractNumId="0" w15:restartNumberingAfterBreak="0">
     <w:nsid w:val="061A4BCF"/>
     <w:multiLevelType w:val="hybridMultilevel"/>
